--- a/courseware/FG-AI-Transformation-with-Microsoft-Copilot.docx
+++ b/courseware/FG-AI-Transformation-with-Microsoft-Copilot.docx
@@ -56,7 +56,7 @@
     </w:p>
     <w:p>
       <w:r>
-        <w:t>TGS-2024044051  •  v2.0  •  27 September 2026  •  WSQ  •  3 days / 24 hours</w:t>
+        <w:t>TGS-2024044051  •  v3.0  •  28 September 2026  •  WSQ  •  3 days / 24 hours</w:t>
       </w:r>
     </w:p>
     <w:p>
@@ -79,7 +79,7 @@
     </w:p>
     <w:p>
       <w:r>
-        <w:t>Guide senior leaders through a synthetic Northstar Service decision. The course uses Microsoft Copilot directly in Chat, Word, PowerPoint, Outlook, Teams and Excel, then tests the human judgment required to turn drafts into responsible business decisions. AB-730 informs direct business use; AB-100 informs strategy and outcome judgment. This WSQ course is not Microsoft certification preparation.</w:t>
+        <w:t>Guide senior leaders through a synthetic Northstar Service decision. The course uses Microsoft Copilot in Chat, Word, PowerPoint, Outlook, Teams and Excel; designs no-code Workflows and bounded agents, then tests the human judgment required to turn drafts into responsible business decisions. AB-730 informs direct business use; AB-731 informs strategy and outcome judgment. This WSQ course is not Microsoft certification preparation.</w:t>
       </w:r>
     </w:p>
     <w:p>
@@ -95,7 +95,7 @@
         <w:pStyle w:val="ListBullet"/>
       </w:pPr>
       <w:r>
-        <w:t>Check the current v2.0 slide deck, Learner Guide, Lesson Plan, Labs 01–10, and candidate WA/PP papers against TGS-2024044051.</w:t>
+        <w:t>Check the current v3.0 slide deck, Learner Guide, Lesson Plan, Labs 01–10, and candidate WA/PP papers against TGS-2024044051.</w:t>
       </w:r>
     </w:p>
     <w:p>
@@ -191,7 +191,7 @@
           </w:tcPr>
           <w:p>
             <w:r>
-              <w:t>Strategy mandate, Copilot Chat decision brief, Word memo, PowerPoint board story; Labs 01–03</w:t>
+              <w:t>Copilot Chat, Word, PowerPoint, Excel and Teams tasks; Labs 01–03</w:t>
             </w:r>
           </w:p>
         </w:tc>
@@ -223,7 +223,7 @@
           </w:tcPr>
           <w:p>
             <w:r>
-              <w:t>Source boundaries, responsible use, governance charter; Labs 04–05</w:t>
+              <w:t>Workflow trigger, approval, exception and controls; Labs 04–05</w:t>
             </w:r>
           </w:p>
         </w:tc>
@@ -255,7 +255,7 @@
           </w:tcPr>
           <w:p>
             <w:r>
-              <w:t>Teams and Outlook executive cadence; Lab 06</w:t>
+              <w:t>Agent Builder purpose, instructions and approved knowledge; Lab 06</w:t>
             </w:r>
           </w:p>
         </w:tc>
@@ -287,7 +287,7 @@
           </w:tcPr>
           <w:p>
             <w:r>
-              <w:t>Integration options, adoption plan, Excel value model, board scorecard; Labs 07–10</w:t>
+              <w:t>Agent tests, adoption, Excel value and board scorecard; Labs 07–10</w:t>
             </w:r>
           </w:p>
         </w:tc>
@@ -430,7 +430,7 @@
     </w:p>
     <w:p>
       <w:r>
-        <w:t>The Written Assessment covers K1–K3. The Practical Performance has four tasks covering A1–A5: executive transformation mandate, governance charter, integration decision and value-led board recommendation. Apply the current controlled marking guide and record criterion-level C/NYC evidence.</w:t>
+        <w:t>The Written Assessment covers K1–K3. The Practical Performance has four tasks covering A1–A5: business-use artifact, workflow control card, agent test and value-led board recommendation. Apply the current controlled marking guide and record criterion-level C/NYC evidence.</w:t>
       </w:r>
     </w:p>
     <w:sectPr>
